--- a/FuentesCurso/UD 04. Gestion de imagenes en Docker/UD 04.01 - Gestión de imagenes en Docker.docx
+++ b/FuentesCurso/UD 04. Gestion de imagenes en Docker/UD 04.01 - Gestión de imagenes en Docker.docx
@@ -22,12 +22,13 @@
         <w:rPr>
           <w:rFonts w:ascii="Proxima Nova" w:cs="Proxima Nova" w:eastAsia="Proxima Nova" w:hAnsi="Proxima Nova"/>
           <w:b w:val="0"/>
+          <w:bCs w:val="0"/>
           <w:color w:val="669966"/>
           <w:sz w:val="48"/>
           <w:szCs w:val="48"/>
           <w:rtl w:val="0"/>
         </w:rPr>
-        <w:t xml:space="preserve">Introducción a Docker</w:t>
+        <w:t xml:space="preserve">Introducción a Docker y Kubernetes</w:t>
       </w:r>
       <w:r>
         <w:rPr>
@@ -73,12 +74,12 @@
           <wp:inline distB="114300" distT="114300" distL="114300" distR="114300">
             <wp:extent cx="447675" cy="57150"/>
             <wp:effectExtent b="0" l="0" r="0" t="0"/>
-            <wp:docPr descr="short line" id="19" name="image20.png"/>
+            <wp:docPr descr="short line" id="19" name="image14.png"/>
             <a:graphic>
               <a:graphicData uri="http://schemas.openxmlformats.org/drawingml/2006/picture">
                 <pic:pic>
                   <pic:nvPicPr>
-                    <pic:cNvPr descr="short line" id="0" name="image20.png"/>
+                    <pic:cNvPr descr="short line" id="0" name="image14.png"/>
                     <pic:cNvPicPr preferRelativeResize="0"/>
                   </pic:nvPicPr>
                   <pic:blipFill>
@@ -165,12 +166,12 @@
           <wp:inline distB="114300" distT="114300" distL="114300" distR="114300">
             <wp:extent cx="6120000" cy="444500"/>
             <wp:effectExtent b="0" l="0" r="0" t="0"/>
-            <wp:docPr id="7" name="image17.png"/>
+            <wp:docPr id="7" name="image3.png"/>
             <a:graphic>
               <a:graphicData uri="http://schemas.openxmlformats.org/drawingml/2006/picture">
                 <pic:pic>
                   <pic:nvPicPr>
-                    <pic:cNvPr id="0" name="image17.png"/>
+                    <pic:cNvPr id="0" name="image3.png"/>
                     <pic:cNvPicPr preferRelativeResize="0"/>
                   </pic:nvPicPr>
                   <pic:blipFill>
@@ -326,7 +327,7 @@
           <w:szCs w:val="32"/>
           <w:rtl w:val="0"/>
         </w:rPr>
-        <w:t xml:space="preserve">Actualizado Febrero 2025</w:t>
+        <w:t xml:space="preserve">Actualizado Enero 2026</w:t>
       </w:r>
     </w:p>
     <w:p>
@@ -357,6 +358,7 @@
         <w:rPr>
           <w:rFonts w:ascii="Verdana" w:cs="Verdana" w:eastAsia="Verdana" w:hAnsi="Verdana"/>
           <w:b w:val="1"/>
+          <w:bCs w:val="1"/>
           <w:sz w:val="20"/>
           <w:szCs w:val="20"/>
         </w:rPr>
@@ -377,6 +379,7 @@
         <w:rPr>
           <w:rFonts w:ascii="Verdana" w:cs="Verdana" w:eastAsia="Verdana" w:hAnsi="Verdana"/>
           <w:b w:val="1"/>
+          <w:bCs w:val="1"/>
           <w:sz w:val="20"/>
           <w:szCs w:val="20"/>
           <w:rtl w:val="0"/>
@@ -410,12 +413,12 @@
             <wp:extent cx="922564" cy="322898"/>
             <wp:effectExtent b="0" l="0" r="0" t="0"/>
             <wp:wrapSquare wrapText="bothSides" distB="57150" distT="57150" distL="57150" distR="57150"/>
-            <wp:docPr id="13" name="image10.png"/>
+            <wp:docPr id="13" name="image2.png"/>
             <a:graphic>
               <a:graphicData uri="http://schemas.openxmlformats.org/drawingml/2006/picture">
                 <pic:pic>
                   <pic:nvPicPr>
-                    <pic:cNvPr id="0" name="image10.png"/>
+                    <pic:cNvPr id="0" name="image2.png"/>
                     <pic:cNvPicPr preferRelativeResize="0"/>
                   </pic:nvPicPr>
                   <pic:blipFill>
@@ -516,6 +519,7 @@
         <w:ind w:left="0" w:right="57" w:firstLine="0"/>
         <w:rPr>
           <w:b w:val="1"/>
+          <w:bCs w:val="1"/>
         </w:rPr>
       </w:pPr>
       <w:r>
@@ -529,6 +533,7 @@
       <w:r>
         <w:rPr>
           <w:b w:val="1"/>
+          <w:bCs w:val="1"/>
           <w:rtl w:val="0"/>
         </w:rPr>
         <w:t xml:space="preserve">Importante</w:t>
@@ -559,6 +564,7 @@
         <w:ind w:left="0" w:right="57" w:firstLine="0"/>
         <w:rPr>
           <w:b w:val="1"/>
+          <w:bCs w:val="1"/>
         </w:rPr>
       </w:pPr>
       <w:r>
@@ -582,6 +588,7 @@
       <w:r>
         <w:rPr>
           <w:b w:val="1"/>
+          <w:bCs w:val="1"/>
           <w:rtl w:val="0"/>
         </w:rPr>
         <w:t xml:space="preserve">Atención</w:t>
@@ -629,6 +636,7 @@
       <w:r>
         <w:rPr>
           <w:b w:val="1"/>
+          <w:bCs w:val="1"/>
           <w:rtl w:val="0"/>
         </w:rPr>
         <w:t xml:space="preserve">Interesante</w:t>
@@ -647,6 +655,7 @@
         <w:rPr>
           <w:rFonts w:ascii="Arial" w:cs="Arial" w:eastAsia="Arial" w:hAnsi="Arial"/>
           <w:b w:val="1"/>
+          <w:bCs w:val="1"/>
           <w:smallCaps w:val="1"/>
           <w:sz w:val="16"/>
           <w:szCs w:val="16"/>
@@ -660,7 +669,7 @@
     </w:p>
     <w:sdt>
       <w:sdtPr>
-        <w:id w:val="1369945364"/>
+        <w:id w:val="-1584539958"/>
         <w:docPartObj>
           <w:docPartGallery w:val="Table of Contents"/>
           <w:docPartUnique w:val="1"/>
@@ -676,6 +685,7 @@
             <w:jc w:val="left"/>
             <w:rPr>
               <w:b w:val="1"/>
+              <w:bCs w:val="1"/>
               <w:color w:val="000000"/>
               <w:u w:val="none"/>
             </w:rPr>
@@ -690,7 +700,9 @@
               <w:rPr>
                 <w:rFonts w:ascii="Calibri" w:cs="Calibri" w:eastAsia="Calibri" w:hAnsi="Calibri"/>
                 <w:b w:val="1"/>
+                <w:bCs w:val="1"/>
                 <w:i w:val="0"/>
+                <w:iCs w:val="0"/>
                 <w:smallCaps w:val="0"/>
                 <w:strike w:val="0"/>
                 <w:color w:val="000000"/>
@@ -721,6 +733,7 @@
             <w:jc w:val="left"/>
             <w:rPr>
               <w:b w:val="1"/>
+              <w:bCs w:val="1"/>
               <w:color w:val="000000"/>
               <w:u w:val="none"/>
             </w:rPr>
@@ -730,7 +743,9 @@
               <w:rPr>
                 <w:rFonts w:ascii="Calibri" w:cs="Calibri" w:eastAsia="Calibri" w:hAnsi="Calibri"/>
                 <w:b w:val="1"/>
+                <w:bCs w:val="1"/>
                 <w:i w:val="0"/>
+                <w:iCs w:val="0"/>
                 <w:smallCaps w:val="0"/>
                 <w:strike w:val="0"/>
                 <w:color w:val="000000"/>
@@ -770,7 +785,9 @@
               <w:rPr>
                 <w:rFonts w:ascii="Calibri" w:cs="Calibri" w:eastAsia="Calibri" w:hAnsi="Calibri"/>
                 <w:b w:val="0"/>
+                <w:bCs w:val="0"/>
                 <w:i w:val="0"/>
+                <w:iCs w:val="0"/>
                 <w:smallCaps w:val="0"/>
                 <w:strike w:val="0"/>
                 <w:color w:val="000000"/>
@@ -810,7 +827,9 @@
               <w:rPr>
                 <w:rFonts w:ascii="Calibri" w:cs="Calibri" w:eastAsia="Calibri" w:hAnsi="Calibri"/>
                 <w:b w:val="0"/>
+                <w:bCs w:val="0"/>
                 <w:i w:val="0"/>
+                <w:iCs w:val="0"/>
                 <w:smallCaps w:val="0"/>
                 <w:strike w:val="0"/>
                 <w:color w:val="000000"/>
@@ -841,6 +860,7 @@
             <w:jc w:val="left"/>
             <w:rPr>
               <w:b w:val="1"/>
+              <w:bCs w:val="1"/>
               <w:color w:val="000000"/>
               <w:u w:val="none"/>
             </w:rPr>
@@ -850,7 +870,9 @@
               <w:rPr>
                 <w:rFonts w:ascii="Calibri" w:cs="Calibri" w:eastAsia="Calibri" w:hAnsi="Calibri"/>
                 <w:b w:val="1"/>
+                <w:bCs w:val="1"/>
                 <w:i w:val="0"/>
+                <w:iCs w:val="0"/>
                 <w:smallCaps w:val="0"/>
                 <w:strike w:val="0"/>
                 <w:color w:val="000000"/>
@@ -890,7 +912,9 @@
               <w:rPr>
                 <w:rFonts w:ascii="Calibri" w:cs="Calibri" w:eastAsia="Calibri" w:hAnsi="Calibri"/>
                 <w:b w:val="0"/>
+                <w:bCs w:val="0"/>
                 <w:i w:val="0"/>
+                <w:iCs w:val="0"/>
                 <w:smallCaps w:val="0"/>
                 <w:strike w:val="0"/>
                 <w:color w:val="000000"/>
@@ -930,7 +954,9 @@
               <w:rPr>
                 <w:rFonts w:ascii="Calibri" w:cs="Calibri" w:eastAsia="Calibri" w:hAnsi="Calibri"/>
                 <w:b w:val="0"/>
+                <w:bCs w:val="0"/>
                 <w:i w:val="0"/>
+                <w:iCs w:val="0"/>
                 <w:smallCaps w:val="0"/>
                 <w:strike w:val="0"/>
                 <w:color w:val="000000"/>
@@ -970,7 +996,9 @@
               <w:rPr>
                 <w:rFonts w:ascii="Calibri" w:cs="Calibri" w:eastAsia="Calibri" w:hAnsi="Calibri"/>
                 <w:b w:val="0"/>
+                <w:bCs w:val="0"/>
                 <w:i w:val="0"/>
+                <w:iCs w:val="0"/>
                 <w:smallCaps w:val="0"/>
                 <w:strike w:val="0"/>
                 <w:color w:val="000000"/>
@@ -1010,7 +1038,9 @@
               <w:rPr>
                 <w:rFonts w:ascii="Calibri" w:cs="Calibri" w:eastAsia="Calibri" w:hAnsi="Calibri"/>
                 <w:b w:val="0"/>
+                <w:bCs w:val="0"/>
                 <w:i w:val="0"/>
+                <w:iCs w:val="0"/>
                 <w:smallCaps w:val="0"/>
                 <w:strike w:val="0"/>
                 <w:color w:val="000000"/>
@@ -1050,7 +1080,9 @@
               <w:rPr>
                 <w:rFonts w:ascii="Calibri" w:cs="Calibri" w:eastAsia="Calibri" w:hAnsi="Calibri"/>
                 <w:b w:val="0"/>
+                <w:bCs w:val="0"/>
                 <w:i w:val="0"/>
+                <w:iCs w:val="0"/>
                 <w:smallCaps w:val="0"/>
                 <w:strike w:val="0"/>
                 <w:color w:val="000000"/>
@@ -1081,6 +1113,7 @@
             <w:jc w:val="left"/>
             <w:rPr>
               <w:b w:val="1"/>
+              <w:bCs w:val="1"/>
               <w:color w:val="000000"/>
               <w:u w:val="none"/>
             </w:rPr>
@@ -1090,7 +1123,9 @@
               <w:rPr>
                 <w:rFonts w:ascii="Calibri" w:cs="Calibri" w:eastAsia="Calibri" w:hAnsi="Calibri"/>
                 <w:b w:val="1"/>
+                <w:bCs w:val="1"/>
                 <w:i w:val="0"/>
+                <w:iCs w:val="0"/>
                 <w:smallCaps w:val="0"/>
                 <w:strike w:val="0"/>
                 <w:color w:val="000000"/>
@@ -1121,6 +1156,7 @@
             <w:jc w:val="left"/>
             <w:rPr>
               <w:b w:val="1"/>
+              <w:bCs w:val="1"/>
               <w:color w:val="000000"/>
               <w:u w:val="none"/>
             </w:rPr>
@@ -1130,7 +1166,9 @@
               <w:rPr>
                 <w:rFonts w:ascii="Calibri" w:cs="Calibri" w:eastAsia="Calibri" w:hAnsi="Calibri"/>
                 <w:b w:val="1"/>
+                <w:bCs w:val="1"/>
                 <w:i w:val="0"/>
+                <w:iCs w:val="0"/>
                 <w:smallCaps w:val="0"/>
                 <w:strike w:val="0"/>
                 <w:color w:val="000000"/>
@@ -1161,6 +1199,7 @@
             <w:jc w:val="left"/>
             <w:rPr>
               <w:b w:val="1"/>
+              <w:bCs w:val="1"/>
               <w:color w:val="000000"/>
               <w:u w:val="none"/>
             </w:rPr>
@@ -1170,7 +1209,9 @@
               <w:rPr>
                 <w:rFonts w:ascii="Calibri" w:cs="Calibri" w:eastAsia="Calibri" w:hAnsi="Calibri"/>
                 <w:b w:val="1"/>
+                <w:bCs w:val="1"/>
                 <w:i w:val="0"/>
+                <w:iCs w:val="0"/>
                 <w:smallCaps w:val="0"/>
                 <w:strike w:val="0"/>
                 <w:color w:val="000000"/>
@@ -1210,7 +1251,9 @@
               <w:rPr>
                 <w:rFonts w:ascii="Calibri" w:cs="Calibri" w:eastAsia="Calibri" w:hAnsi="Calibri"/>
                 <w:b w:val="0"/>
+                <w:bCs w:val="0"/>
                 <w:i w:val="0"/>
+                <w:iCs w:val="0"/>
                 <w:smallCaps w:val="0"/>
                 <w:strike w:val="0"/>
                 <w:color w:val="000000"/>
@@ -1250,7 +1293,9 @@
               <w:rPr>
                 <w:rFonts w:ascii="Calibri" w:cs="Calibri" w:eastAsia="Calibri" w:hAnsi="Calibri"/>
                 <w:b w:val="0"/>
+                <w:bCs w:val="0"/>
                 <w:i w:val="0"/>
+                <w:iCs w:val="0"/>
                 <w:smallCaps w:val="0"/>
                 <w:strike w:val="0"/>
                 <w:color w:val="000000"/>
@@ -1281,6 +1326,7 @@
             <w:jc w:val="left"/>
             <w:rPr>
               <w:b w:val="1"/>
+              <w:bCs w:val="1"/>
               <w:color w:val="000000"/>
               <w:u w:val="none"/>
             </w:rPr>
@@ -1290,7 +1336,9 @@
               <w:rPr>
                 <w:rFonts w:ascii="Calibri" w:cs="Calibri" w:eastAsia="Calibri" w:hAnsi="Calibri"/>
                 <w:b w:val="1"/>
+                <w:bCs w:val="1"/>
                 <w:i w:val="0"/>
+                <w:iCs w:val="0"/>
                 <w:smallCaps w:val="0"/>
                 <w:strike w:val="0"/>
                 <w:color w:val="000000"/>
@@ -1330,7 +1378,9 @@
               <w:rPr>
                 <w:rFonts w:ascii="Calibri" w:cs="Calibri" w:eastAsia="Calibri" w:hAnsi="Calibri"/>
                 <w:b w:val="0"/>
+                <w:bCs w:val="0"/>
                 <w:i w:val="0"/>
+                <w:iCs w:val="0"/>
                 <w:smallCaps w:val="0"/>
                 <w:strike w:val="0"/>
                 <w:color w:val="000000"/>
@@ -1370,7 +1420,9 @@
               <w:rPr>
                 <w:rFonts w:ascii="Calibri" w:cs="Calibri" w:eastAsia="Calibri" w:hAnsi="Calibri"/>
                 <w:b w:val="0"/>
+                <w:bCs w:val="0"/>
                 <w:i w:val="0"/>
+                <w:iCs w:val="0"/>
                 <w:smallCaps w:val="0"/>
                 <w:strike w:val="0"/>
                 <w:color w:val="000000"/>
@@ -1410,7 +1462,9 @@
               <w:rPr>
                 <w:rFonts w:ascii="Calibri" w:cs="Calibri" w:eastAsia="Calibri" w:hAnsi="Calibri"/>
                 <w:b w:val="0"/>
+                <w:bCs w:val="0"/>
                 <w:i w:val="0"/>
+                <w:iCs w:val="0"/>
                 <w:smallCaps w:val="0"/>
                 <w:strike w:val="0"/>
                 <w:color w:val="000000"/>
@@ -1450,7 +1504,9 @@
               <w:rPr>
                 <w:rFonts w:ascii="Calibri" w:cs="Calibri" w:eastAsia="Calibri" w:hAnsi="Calibri"/>
                 <w:b w:val="0"/>
+                <w:bCs w:val="0"/>
                 <w:i w:val="0"/>
+                <w:iCs w:val="0"/>
                 <w:smallCaps w:val="0"/>
                 <w:strike w:val="0"/>
                 <w:color w:val="000000"/>
@@ -1490,7 +1546,9 @@
               <w:rPr>
                 <w:rFonts w:ascii="Calibri" w:cs="Calibri" w:eastAsia="Calibri" w:hAnsi="Calibri"/>
                 <w:b w:val="0"/>
+                <w:bCs w:val="0"/>
                 <w:i w:val="0"/>
+                <w:iCs w:val="0"/>
                 <w:smallCaps w:val="0"/>
                 <w:strike w:val="0"/>
                 <w:color w:val="000000"/>
@@ -1530,7 +1588,9 @@
               <w:rPr>
                 <w:rFonts w:ascii="Calibri" w:cs="Calibri" w:eastAsia="Calibri" w:hAnsi="Calibri"/>
                 <w:b w:val="0"/>
+                <w:bCs w:val="0"/>
                 <w:i w:val="0"/>
+                <w:iCs w:val="0"/>
                 <w:smallCaps w:val="0"/>
                 <w:strike w:val="0"/>
                 <w:color w:val="000000"/>
@@ -1570,7 +1630,9 @@
               <w:rPr>
                 <w:rFonts w:ascii="Calibri" w:cs="Calibri" w:eastAsia="Calibri" w:hAnsi="Calibri"/>
                 <w:b w:val="0"/>
+                <w:bCs w:val="0"/>
                 <w:i w:val="0"/>
+                <w:iCs w:val="0"/>
                 <w:smallCaps w:val="0"/>
                 <w:strike w:val="0"/>
                 <w:color w:val="000000"/>
@@ -1610,7 +1672,9 @@
               <w:rPr>
                 <w:rFonts w:ascii="Calibri" w:cs="Calibri" w:eastAsia="Calibri" w:hAnsi="Calibri"/>
                 <w:b w:val="0"/>
+                <w:bCs w:val="0"/>
                 <w:i w:val="0"/>
+                <w:iCs w:val="0"/>
                 <w:smallCaps w:val="0"/>
                 <w:strike w:val="0"/>
                 <w:color w:val="000000"/>
@@ -1650,7 +1714,9 @@
               <w:rPr>
                 <w:rFonts w:ascii="Calibri" w:cs="Calibri" w:eastAsia="Calibri" w:hAnsi="Calibri"/>
                 <w:b w:val="0"/>
+                <w:bCs w:val="0"/>
                 <w:i w:val="0"/>
+                <w:iCs w:val="0"/>
                 <w:smallCaps w:val="0"/>
                 <w:strike w:val="0"/>
                 <w:color w:val="000000"/>
@@ -1690,7 +1756,9 @@
               <w:rPr>
                 <w:rFonts w:ascii="Calibri" w:cs="Calibri" w:eastAsia="Calibri" w:hAnsi="Calibri"/>
                 <w:b w:val="0"/>
+                <w:bCs w:val="0"/>
                 <w:i w:val="0"/>
+                <w:iCs w:val="0"/>
                 <w:smallCaps w:val="0"/>
                 <w:strike w:val="0"/>
                 <w:color w:val="000000"/>
@@ -1721,6 +1789,7 @@
             <w:jc w:val="left"/>
             <w:rPr>
               <w:b w:val="1"/>
+              <w:bCs w:val="1"/>
               <w:color w:val="000000"/>
               <w:u w:val="none"/>
             </w:rPr>
@@ -1730,7 +1799,9 @@
               <w:rPr>
                 <w:rFonts w:ascii="Calibri" w:cs="Calibri" w:eastAsia="Calibri" w:hAnsi="Calibri"/>
                 <w:b w:val="1"/>
+                <w:bCs w:val="1"/>
                 <w:i w:val="0"/>
+                <w:iCs w:val="0"/>
                 <w:smallCaps w:val="0"/>
                 <w:strike w:val="0"/>
                 <w:color w:val="000000"/>
@@ -1761,6 +1832,7 @@
             <w:jc w:val="left"/>
             <w:rPr>
               <w:b w:val="1"/>
+              <w:bCs w:val="1"/>
               <w:color w:val="000000"/>
               <w:u w:val="none"/>
             </w:rPr>
@@ -1770,7 +1842,9 @@
               <w:rPr>
                 <w:rFonts w:ascii="Calibri" w:cs="Calibri" w:eastAsia="Calibri" w:hAnsi="Calibri"/>
                 <w:b w:val="1"/>
+                <w:bCs w:val="1"/>
                 <w:i w:val="0"/>
+                <w:iCs w:val="0"/>
                 <w:smallCaps w:val="0"/>
                 <w:strike w:val="0"/>
                 <w:color w:val="000000"/>
@@ -1889,7 +1963,9 @@
       <w:r>
         <w:rPr>
           <w:b w:val="1"/>
+          <w:bCs w:val="1"/>
           <w:i w:val="1"/>
+          <w:iCs w:val="1"/>
           <w:rtl w:val="0"/>
         </w:rPr>
         <w:t xml:space="preserve">docker build</w:t>
@@ -1903,7 +1979,9 @@
       <w:r>
         <w:rPr>
           <w:b w:val="1"/>
+          <w:bCs w:val="1"/>
           <w:i w:val="1"/>
+          <w:iCs w:val="1"/>
           <w:rtl w:val="0"/>
         </w:rPr>
         <w:t xml:space="preserve">Dockerfiles</w:t>
@@ -2047,7 +2125,9 @@
       <w:r>
         <w:rPr>
           <w:b w:val="1"/>
+          <w:bCs w:val="1"/>
           <w:i w:val="1"/>
+          <w:iCs w:val="1"/>
           <w:rtl w:val="0"/>
         </w:rPr>
         <w:t xml:space="preserve">“docker images [REPOSITORIO[:TAG]]”</w:t>
@@ -2255,12 +2335,12 @@
           <wp:inline distB="114300" distT="114300" distL="114300" distR="114300">
             <wp:extent cx="4781550" cy="781050"/>
             <wp:effectExtent b="0" l="0" r="0" t="0"/>
-            <wp:docPr id="16" name="image8.png"/>
+            <wp:docPr id="16" name="image17.png"/>
             <a:graphic>
               <a:graphicData uri="http://schemas.openxmlformats.org/drawingml/2006/picture">
                 <pic:pic>
                   <pic:nvPicPr>
-                    <pic:cNvPr id="0" name="image8.png"/>
+                    <pic:cNvPr id="0" name="image17.png"/>
                     <pic:cNvPicPr preferRelativeResize="0"/>
                   </pic:nvPicPr>
                   <pic:blipFill>
@@ -2325,6 +2405,7 @@
       <w:r>
         <w:rPr>
           <w:b w:val="1"/>
+          <w:bCs w:val="1"/>
           <w:rtl w:val="0"/>
         </w:rPr>
         <w:t xml:space="preserve">Atención: </w:t>
@@ -2338,7 +2419,9 @@
       <w:r>
         <w:rPr>
           <w:b w:val="1"/>
+          <w:bCs w:val="1"/>
           <w:i w:val="1"/>
+          <w:iCs w:val="1"/>
           <w:rtl w:val="0"/>
         </w:rPr>
         <w:t xml:space="preserve">“docker image”</w:t>
@@ -2571,7 +2654,9 @@
       <w:r>
         <w:rPr>
           <w:b w:val="1"/>
+          <w:bCs w:val="1"/>
           <w:i w:val="1"/>
+          <w:iCs w:val="1"/>
           <w:rtl w:val="0"/>
         </w:rPr>
         <w:t xml:space="preserve">“docker pull”</w:t>
@@ -2585,7 +2670,9 @@
       <w:r>
         <w:rPr>
           <w:b w:val="1"/>
+          <w:bCs w:val="1"/>
           <w:i w:val="1"/>
+          <w:iCs w:val="1"/>
           <w:rtl w:val="0"/>
         </w:rPr>
         <w:t xml:space="preserve">“git”</w:t>
@@ -2695,7 +2782,9 @@
       <w:r>
         <w:rPr>
           <w:b w:val="1"/>
+          <w:bCs w:val="1"/>
           <w:i w:val="1"/>
+          <w:iCs w:val="1"/>
           <w:rtl w:val="0"/>
         </w:rPr>
         <w:t xml:space="preserve">“alpine”</w:t>
@@ -2709,7 +2798,9 @@
       <w:r>
         <w:rPr>
           <w:b w:val="1"/>
+          <w:bCs w:val="1"/>
           <w:i w:val="1"/>
+          <w:iCs w:val="1"/>
           <w:rtl w:val="0"/>
         </w:rPr>
         <w:t xml:space="preserve">“3.10”</w:t>
@@ -2737,12 +2828,12 @@
           <wp:inline distB="114300" distT="114300" distL="114300" distR="114300">
             <wp:extent cx="5314950" cy="1209675"/>
             <wp:effectExtent b="0" l="0" r="0" t="0"/>
-            <wp:docPr id="2" name="image2.png"/>
+            <wp:docPr id="2" name="image10.png"/>
             <a:graphic>
               <a:graphicData uri="http://schemas.openxmlformats.org/drawingml/2006/picture">
                 <pic:pic>
                   <pic:nvPicPr>
-                    <pic:cNvPr id="0" name="image2.png"/>
+                    <pic:cNvPr id="0" name="image10.png"/>
                     <pic:cNvPicPr preferRelativeResize="0"/>
                   </pic:nvPicPr>
                   <pic:blipFill>
@@ -2808,7 +2899,9 @@
       <w:r>
         <w:rPr>
           <w:b w:val="1"/>
+          <w:bCs w:val="1"/>
           <w:i w:val="1"/>
+          <w:iCs w:val="1"/>
           <w:rtl w:val="0"/>
         </w:rPr>
         <w:t xml:space="preserve">“docker history”.</w:t>
@@ -2929,12 +3022,12 @@
           <wp:inline distB="114300" distT="114300" distL="114300" distR="114300">
             <wp:extent cx="6120000" cy="2565400"/>
             <wp:effectExtent b="0" l="0" r="0" t="0"/>
-            <wp:docPr id="12" name="image1.png"/>
+            <wp:docPr id="12" name="image6.png"/>
             <a:graphic>
               <a:graphicData uri="http://schemas.openxmlformats.org/drawingml/2006/picture">
                 <pic:pic>
                   <pic:nvPicPr>
-                    <pic:cNvPr id="0" name="image1.png"/>
+                    <pic:cNvPr id="0" name="image6.png"/>
                     <pic:cNvPicPr preferRelativeResize="0"/>
                   </pic:nvPicPr>
                   <pic:blipFill>
@@ -3000,7 +3093,9 @@
       <w:r>
         <w:rPr>
           <w:b w:val="1"/>
+          <w:bCs w:val="1"/>
           <w:i w:val="1"/>
+          <w:iCs w:val="1"/>
           <w:rtl w:val="0"/>
         </w:rPr>
         <w:t xml:space="preserve">“docker rmi” </w:t>
@@ -3103,12 +3198,12 @@
           <wp:inline distB="114300" distT="114300" distL="114300" distR="114300">
             <wp:extent cx="5972175" cy="971550"/>
             <wp:effectExtent b="0" l="0" r="0" t="0"/>
-            <wp:docPr id="11" name="image5.png"/>
+            <wp:docPr id="11" name="image18.png"/>
             <a:graphic>
               <a:graphicData uri="http://schemas.openxmlformats.org/drawingml/2006/picture">
                 <pic:pic>
                   <pic:nvPicPr>
-                    <pic:cNvPr id="0" name="image5.png"/>
+                    <pic:cNvPr id="0" name="image18.png"/>
                     <pic:cNvPicPr preferRelativeResize="0"/>
                   </pic:nvPicPr>
                   <pic:blipFill>
@@ -3152,6 +3247,7 @@
       <w:r>
         <w:rPr>
           <w:b w:val="1"/>
+          <w:bCs w:val="1"/>
           <w:u w:val="single"/>
           <w:rtl w:val="0"/>
         </w:rPr>
@@ -3166,7 +3262,9 @@
       <w:r>
         <w:rPr>
           <w:b w:val="1"/>
+          <w:bCs w:val="1"/>
           <w:i w:val="1"/>
+          <w:iCs w:val="1"/>
           <w:rtl w:val="0"/>
         </w:rPr>
         <w:t xml:space="preserve">“docker images -q”</w:t>
@@ -3180,7 +3278,9 @@
       <w:r>
         <w:rPr>
           <w:b w:val="1"/>
+          <w:bCs w:val="1"/>
           <w:i w:val="1"/>
+          <w:iCs w:val="1"/>
           <w:rtl w:val="0"/>
         </w:rPr>
         <w:t xml:space="preserve">“docker rmi”</w:t>
@@ -3283,12 +3383,12 @@
           <wp:inline distB="114300" distT="114300" distL="114300" distR="114300">
             <wp:extent cx="6120000" cy="1955800"/>
             <wp:effectExtent b="0" l="0" r="0" t="0"/>
-            <wp:docPr id="6" name="image9.png"/>
+            <wp:docPr id="6" name="image19.png"/>
             <a:graphic>
               <a:graphicData uri="http://schemas.openxmlformats.org/drawingml/2006/picture">
                 <pic:pic>
                   <pic:nvPicPr>
-                    <pic:cNvPr id="0" name="image9.png"/>
+                    <pic:cNvPr id="0" name="image19.png"/>
                     <pic:cNvPicPr preferRelativeResize="0"/>
                   </pic:nvPicPr>
                   <pic:blipFill>
@@ -3452,6 +3552,7 @@
       <w:r>
         <w:rPr>
           <w:b w:val="1"/>
+          <w:bCs w:val="1"/>
           <w:rtl w:val="0"/>
         </w:rPr>
         <w:t xml:space="preserve">Paso 1 (opcional):</w:t>
@@ -3536,11 +3637,13 @@
         <w:pageBreakBefore w:val="0"/>
         <w:rPr>
           <w:b w:val="1"/>
+          <w:bCs w:val="1"/>
         </w:rPr>
       </w:pPr>
       <w:r>
         <w:rPr>
           <w:b w:val="1"/>
+          <w:bCs w:val="1"/>
           <w:rtl w:val="0"/>
         </w:rPr>
         <w:t xml:space="preserve">Paso 2: borramos todos los contenedores:</w:t>
@@ -3625,12 +3728,12 @@
           <wp:inline distB="114300" distT="114300" distL="114300" distR="114300">
             <wp:extent cx="4514850" cy="1457325"/>
             <wp:effectExtent b="0" l="0" r="0" t="0"/>
-            <wp:docPr id="10" name="image7.png"/>
+            <wp:docPr id="10" name="image13.png"/>
             <a:graphic>
               <a:graphicData uri="http://schemas.openxmlformats.org/drawingml/2006/picture">
                 <pic:pic>
                   <pic:nvPicPr>
-                    <pic:cNvPr id="0" name="image7.png"/>
+                    <pic:cNvPr id="0" name="image13.png"/>
                     <pic:cNvPicPr preferRelativeResize="0"/>
                   </pic:nvPicPr>
                   <pic:blipFill>
@@ -3717,6 +3820,7 @@
       <w:r>
         <w:rPr>
           <w:i w:val="1"/>
+          <w:iCs w:val="1"/>
           <w:rtl w:val="0"/>
         </w:rPr>
         <w:t xml:space="preserve">docker system prune -a</w:t>
@@ -3736,6 +3840,7 @@
       <w:r>
         <w:rPr>
           <w:b w:val="1"/>
+          <w:bCs w:val="1"/>
           <w:rtl w:val="0"/>
         </w:rPr>
         <w:t xml:space="preserve">Paso 1 (opcional):</w:t>
@@ -3808,11 +3913,13 @@
         <w:pageBreakBefore w:val="0"/>
         <w:rPr>
           <w:b w:val="1"/>
+          <w:bCs w:val="1"/>
         </w:rPr>
       </w:pPr>
       <w:r>
         <w:rPr>
           <w:b w:val="1"/>
+          <w:bCs w:val="1"/>
           <w:rtl w:val="0"/>
         </w:rPr>
         <w:t xml:space="preserve">Paso 2: borramos todos los contenedores:</w:t>
@@ -3897,12 +4004,12 @@
           <wp:inline distB="114300" distT="114300" distL="114300" distR="114300">
             <wp:extent cx="6120000" cy="3149600"/>
             <wp:effectExtent b="0" l="0" r="0" t="0"/>
-            <wp:docPr id="17" name="image11.png"/>
+            <wp:docPr id="17" name="image15.png"/>
             <a:graphic>
               <a:graphicData uri="http://schemas.openxmlformats.org/drawingml/2006/picture">
                 <pic:pic>
                   <pic:nvPicPr>
-                    <pic:cNvPr id="0" name="image11.png"/>
+                    <pic:cNvPr id="0" name="image15.png"/>
                     <pic:cNvPicPr preferRelativeResize="0"/>
                   </pic:nvPicPr>
                   <pic:blipFill>
@@ -3966,7 +4073,9 @@
       <w:r>
         <w:rPr>
           <w:b w:val="1"/>
+          <w:bCs w:val="1"/>
           <w:i w:val="1"/>
+          <w:iCs w:val="1"/>
           <w:rtl w:val="0"/>
         </w:rPr>
         <w:t xml:space="preserve">“git”</w:t>
@@ -3980,7 +4089,9 @@
       <w:r>
         <w:rPr>
           <w:b w:val="1"/>
+          <w:bCs w:val="1"/>
           <w:i w:val="1"/>
+          <w:iCs w:val="1"/>
           <w:rtl w:val="0"/>
         </w:rPr>
         <w:t xml:space="preserve">commit</w:t>
@@ -4110,7 +4221,9 @@
       <w:r>
         <w:rPr>
           <w:b w:val="1"/>
+          <w:bCs w:val="1"/>
           <w:i w:val="1"/>
+          <w:iCs w:val="1"/>
           <w:rtl w:val="0"/>
         </w:rPr>
         <w:t xml:space="preserve">ubuntumod</w:t>
@@ -4124,7 +4237,9 @@
       <w:r>
         <w:rPr>
           <w:b w:val="1"/>
+          <w:bCs w:val="1"/>
           <w:i w:val="1"/>
+          <w:iCs w:val="1"/>
           <w:rtl w:val="0"/>
         </w:rPr>
         <w:t xml:space="preserve">ubuntu</w:t>
@@ -4343,12 +4458,12 @@
           <wp:inline distB="114300" distT="114300" distL="114300" distR="114300">
             <wp:extent cx="6120000" cy="685800"/>
             <wp:effectExtent b="0" l="0" r="0" t="0"/>
-            <wp:docPr id="14" name="image6.png"/>
+            <wp:docPr id="14" name="image4.png"/>
             <a:graphic>
               <a:graphicData uri="http://schemas.openxmlformats.org/drawingml/2006/picture">
                 <pic:pic>
                   <pic:nvPicPr>
-                    <pic:cNvPr id="0" name="image6.png"/>
+                    <pic:cNvPr id="0" name="image4.png"/>
                     <pic:cNvPicPr preferRelativeResize="0"/>
                   </pic:nvPicPr>
                   <pic:blipFill>
@@ -4392,7 +4507,9 @@
       <w:r>
         <w:rPr>
           <w:b w:val="1"/>
+          <w:bCs w:val="1"/>
           <w:i w:val="1"/>
+          <w:iCs w:val="1"/>
           <w:rtl w:val="0"/>
         </w:rPr>
         <w:t xml:space="preserve">usuariodockerhub/ubuntumod</w:t>
@@ -4406,7 +4523,9 @@
       <w:r>
         <w:rPr>
           <w:b w:val="1"/>
+          <w:bCs w:val="1"/>
           <w:i w:val="1"/>
+          <w:iCs w:val="1"/>
           <w:rtl w:val="0"/>
         </w:rPr>
         <w:t xml:space="preserve">2025</w:t>
@@ -4523,7 +4642,9 @@
       <w:r>
         <w:rPr>
           <w:b w:val="1"/>
+          <w:bCs w:val="1"/>
           <w:i w:val="1"/>
+          <w:iCs w:val="1"/>
           <w:rtl w:val="0"/>
         </w:rPr>
         <w:t xml:space="preserve">docker tag</w:t>
@@ -4626,12 +4747,12 @@
           <wp:inline distB="114300" distT="114300" distL="114300" distR="114300">
             <wp:extent cx="6120000" cy="1016000"/>
             <wp:effectExtent b="0" l="0" r="0" t="0"/>
-            <wp:docPr id="18" name="image14.png"/>
+            <wp:docPr id="18" name="image7.png"/>
             <a:graphic>
               <a:graphicData uri="http://schemas.openxmlformats.org/drawingml/2006/picture">
                 <pic:pic>
                   <pic:nvPicPr>
-                    <pic:cNvPr id="0" name="image14.png"/>
+                    <pic:cNvPr id="0" name="image7.png"/>
                     <pic:cNvPicPr preferRelativeResize="0"/>
                   </pic:nvPicPr>
                   <pic:blipFill>
@@ -4675,7 +4796,9 @@
       <w:r>
         <w:rPr>
           <w:b w:val="1"/>
+          <w:bCs w:val="1"/>
           <w:i w:val="1"/>
+          <w:iCs w:val="1"/>
           <w:rtl w:val="0"/>
         </w:rPr>
         <w:t xml:space="preserve">docker rmi</w:t>
@@ -4870,7 +4993,9 @@
       <w:r>
         <w:rPr>
           <w:b w:val="1"/>
+          <w:bCs w:val="1"/>
           <w:i w:val="1"/>
+          <w:iCs w:val="1"/>
           <w:rtl w:val="0"/>
         </w:rPr>
         <w:t xml:space="preserve">docker save”</w:t>
@@ -5030,7 +5155,9 @@
       <w:r>
         <w:rPr>
           <w:b w:val="1"/>
+          <w:bCs w:val="1"/>
           <w:i w:val="1"/>
+          <w:iCs w:val="1"/>
           <w:rtl w:val="0"/>
         </w:rPr>
         <w:t xml:space="preserve">docker load</w:t>
@@ -5341,7 +5468,9 @@
       <w:r>
         <w:rPr>
           <w:b w:val="1"/>
+          <w:bCs w:val="1"/>
           <w:i w:val="1"/>
+          <w:iCs w:val="1"/>
           <w:rtl w:val="0"/>
         </w:rPr>
         <w:t xml:space="preserve">Repositories</w:t>
@@ -5355,7 +5484,9 @@
       <w:r>
         <w:rPr>
           <w:b w:val="1"/>
+          <w:bCs w:val="1"/>
           <w:i w:val="1"/>
+          <w:iCs w:val="1"/>
           <w:rtl w:val="0"/>
         </w:rPr>
         <w:t xml:space="preserve">Create repository</w:t>
@@ -5378,12 +5509,12 @@
           <wp:inline distB="114300" distT="114300" distL="114300" distR="114300">
             <wp:extent cx="6120000" cy="596900"/>
             <wp:effectExtent b="0" l="0" r="0" t="0"/>
-            <wp:docPr id="9" name="image18.png"/>
+            <wp:docPr id="9" name="image16.png"/>
             <a:graphic>
               <a:graphicData uri="http://schemas.openxmlformats.org/drawingml/2006/picture">
                 <pic:pic>
                   <pic:nvPicPr>
-                    <pic:cNvPr id="0" name="image18.png"/>
+                    <pic:cNvPr id="0" name="image16.png"/>
                     <pic:cNvPicPr preferRelativeResize="0"/>
                   </pic:nvPicPr>
                   <pic:blipFill>
@@ -5448,12 +5579,12 @@
           <wp:inline distB="114300" distT="114300" distL="114300" distR="114300">
             <wp:extent cx="6120000" cy="2794000"/>
             <wp:effectExtent b="0" l="0" r="0" t="0"/>
-            <wp:docPr id="15" name="image15.png"/>
+            <wp:docPr id="15" name="image8.png"/>
             <a:graphic>
               <a:graphicData uri="http://schemas.openxmlformats.org/drawingml/2006/picture">
                 <pic:pic>
                   <pic:nvPicPr>
-                    <pic:cNvPr id="0" name="image15.png"/>
+                    <pic:cNvPr id="0" name="image8.png"/>
                     <pic:cNvPicPr preferRelativeResize="0"/>
                   </pic:nvPicPr>
                   <pic:blipFill>
@@ -5497,7 +5628,9 @@
       <w:r>
         <w:rPr>
           <w:b w:val="1"/>
+          <w:bCs w:val="1"/>
           <w:i w:val="1"/>
+          <w:iCs w:val="1"/>
           <w:rtl w:val="0"/>
         </w:rPr>
         <w:t xml:space="preserve">usuariodockerhub</w:t>
@@ -5511,7 +5644,9 @@
       <w:r>
         <w:rPr>
           <w:b w:val="1"/>
+          <w:bCs w:val="1"/>
           <w:i w:val="1"/>
+          <w:iCs w:val="1"/>
           <w:rtl w:val="0"/>
         </w:rPr>
         <w:t xml:space="preserve">prueba”</w:t>
@@ -5525,7 +5660,9 @@
       <w:r>
         <w:rPr>
           <w:b w:val="1"/>
+          <w:bCs w:val="1"/>
           <w:i w:val="1"/>
+          <w:iCs w:val="1"/>
           <w:rtl w:val="0"/>
         </w:rPr>
         <w:t xml:space="preserve">usuariodockerhub/prueba</w:t>
@@ -5873,7 +6010,9 @@
       <w:r>
         <w:rPr>
           <w:b w:val="1"/>
+          <w:bCs w:val="1"/>
           <w:i w:val="1"/>
+          <w:iCs w:val="1"/>
           <w:rtl w:val="0"/>
         </w:rPr>
         <w:t xml:space="preserve">“docker pull”</w:t>
@@ -5887,7 +6026,9 @@
       <w:r>
         <w:rPr>
           <w:b w:val="1"/>
+          <w:bCs w:val="1"/>
           <w:i w:val="1"/>
+          <w:iCs w:val="1"/>
           <w:rtl w:val="0"/>
         </w:rPr>
         <w:t xml:space="preserve">“docker run”</w:t>
@@ -6016,7 +6157,9 @@
       <w:r>
         <w:rPr>
           <w:b w:val="1"/>
+          <w:bCs w:val="1"/>
           <w:i w:val="1"/>
+          <w:iCs w:val="1"/>
           <w:rtl w:val="0"/>
         </w:rPr>
         <w:t xml:space="preserve">docker build</w:t>
@@ -6030,7 +6173,9 @@
       <w:r>
         <w:rPr>
           <w:b w:val="1"/>
+          <w:bCs w:val="1"/>
           <w:i w:val="1"/>
+          <w:iCs w:val="1"/>
           <w:rtl w:val="0"/>
         </w:rPr>
         <w:t xml:space="preserve">Dockerfile”</w:t>
@@ -6078,7 +6223,9 @@
       <w:r>
         <w:rPr>
           <w:b w:val="1"/>
+          <w:bCs w:val="1"/>
           <w:i w:val="1"/>
+          <w:iCs w:val="1"/>
           <w:rtl w:val="0"/>
         </w:rPr>
         <w:t xml:space="preserve">Dockerfile</w:t>
@@ -6092,7 +6239,9 @@
       <w:r>
         <w:rPr>
           <w:b w:val="1"/>
+          <w:bCs w:val="1"/>
           <w:i w:val="1"/>
+          <w:iCs w:val="1"/>
           <w:rtl w:val="0"/>
         </w:rPr>
         <w:t xml:space="preserve">Visual Studio Code</w:t>
@@ -6169,12 +6318,12 @@
           <wp:inline distB="114300" distT="114300" distL="114300" distR="114300">
             <wp:extent cx="4680000" cy="2901600"/>
             <wp:effectExtent b="0" l="0" r="0" t="0"/>
-            <wp:docPr id="1" name="image19.png"/>
+            <wp:docPr id="1" name="image11.png"/>
             <a:graphic>
               <a:graphicData uri="http://schemas.openxmlformats.org/drawingml/2006/picture">
                 <pic:pic>
                   <pic:nvPicPr>
-                    <pic:cNvPr id="0" name="image19.png"/>
+                    <pic:cNvPr id="0" name="image11.png"/>
                     <pic:cNvPicPr preferRelativeResize="0"/>
                   </pic:nvPicPr>
                   <pic:blipFill>
@@ -6251,7 +6400,9 @@
       <w:r>
         <w:rPr>
           <w:b w:val="1"/>
+          <w:bCs w:val="1"/>
           <w:i w:val="1"/>
+          <w:iCs w:val="1"/>
           <w:rtl w:val="0"/>
         </w:rPr>
         <w:t xml:space="preserve">“Dockerfile”</w:t>
@@ -6359,7 +6510,9 @@
       <w:r>
         <w:rPr>
           <w:b w:val="1"/>
+          <w:bCs w:val="1"/>
           <w:i w:val="1"/>
+          <w:iCs w:val="1"/>
           <w:rtl w:val="0"/>
         </w:rPr>
         <w:t xml:space="preserve">Dockerfile</w:t>
@@ -6430,6 +6583,7 @@
               <w:rPr>
                 <w:rFonts w:ascii="Consolas" w:cs="Consolas" w:eastAsia="Consolas" w:hAnsi="Consolas"/>
                 <w:b w:val="1"/>
+                <w:bCs w:val="1"/>
                 <w:color w:val="333333"/>
                 <w:shd w:fill="f8f8f8" w:val="clear"/>
                 <w:rtl w:val="0"/>
@@ -6450,6 +6604,7 @@
               <w:rPr>
                 <w:rFonts w:ascii="Consolas" w:cs="Consolas" w:eastAsia="Consolas" w:hAnsi="Consolas"/>
                 <w:b w:val="1"/>
+                <w:bCs w:val="1"/>
                 <w:color w:val="333333"/>
                 <w:shd w:fill="f8f8f8" w:val="clear"/>
                 <w:rtl w:val="0"/>
@@ -6470,6 +6625,7 @@
               <w:rPr>
                 <w:rFonts w:ascii="Consolas" w:cs="Consolas" w:eastAsia="Consolas" w:hAnsi="Consolas"/>
                 <w:i w:val="1"/>
+                <w:iCs w:val="1"/>
                 <w:color w:val="999988"/>
                 <w:shd w:fill="f8f8f8" w:val="clear"/>
                 <w:rtl w:val="0"/>
@@ -6489,6 +6645,7 @@
               <w:rPr>
                 <w:rFonts w:ascii="Consolas" w:cs="Consolas" w:eastAsia="Consolas" w:hAnsi="Consolas"/>
                 <w:b w:val="1"/>
+                <w:bCs w:val="1"/>
                 <w:color w:val="333333"/>
                 <w:shd w:fill="f8f8f8" w:val="clear"/>
                 <w:rtl w:val="0"/>
@@ -6536,12 +6693,12 @@
           <wp:inline distB="114300" distT="114300" distL="114300" distR="114300">
             <wp:extent cx="5085488" cy="1190393"/>
             <wp:effectExtent b="0" l="0" r="0" t="0"/>
-            <wp:docPr id="5" name="image16.png"/>
+            <wp:docPr id="5" name="image9.png"/>
             <a:graphic>
               <a:graphicData uri="http://schemas.openxmlformats.org/drawingml/2006/picture">
                 <pic:pic>
                   <pic:nvPicPr>
-                    <pic:cNvPr id="0" name="image16.png"/>
+                    <pic:cNvPr id="0" name="image9.png"/>
                     <pic:cNvPicPr preferRelativeResize="0"/>
                   </pic:nvPicPr>
                   <pic:blipFill>
@@ -6585,6 +6742,7 @@
       <w:r>
         <w:rPr>
           <w:i w:val="1"/>
+          <w:iCs w:val="1"/>
           <w:rtl w:val="0"/>
         </w:rPr>
         <w:t xml:space="preserve">docker build</w:t>
@@ -6687,12 +6845,12 @@
           <wp:inline distB="114300" distT="114300" distL="114300" distR="114300">
             <wp:extent cx="5714138" cy="1839543"/>
             <wp:effectExtent b="0" l="0" r="0" t="0"/>
-            <wp:docPr id="3" name="image13.png"/>
+            <wp:docPr id="3" name="image5.png"/>
             <a:graphic>
               <a:graphicData uri="http://schemas.openxmlformats.org/drawingml/2006/picture">
                 <pic:pic>
                   <pic:nvPicPr>
-                    <pic:cNvPr id="0" name="image13.png"/>
+                    <pic:cNvPr id="0" name="image5.png"/>
                     <pic:cNvPicPr preferRelativeResize="0"/>
                   </pic:nvPicPr>
                   <pic:blipFill>
@@ -6736,7 +6894,9 @@
       <w:r>
         <w:rPr>
           <w:b w:val="1"/>
+          <w:bCs w:val="1"/>
           <w:i w:val="1"/>
+          <w:iCs w:val="1"/>
           <w:rtl w:val="0"/>
         </w:rPr>
         <w:t xml:space="preserve">Dockerfile</w:t>
@@ -6750,7 +6910,9 @@
       <w:r>
         <w:rPr>
           <w:b w:val="1"/>
+          <w:bCs w:val="1"/>
           <w:i w:val="1"/>
+          <w:iCs w:val="1"/>
           <w:rtl w:val="0"/>
         </w:rPr>
         <w:t xml:space="preserve">“-t”</w:t>
@@ -6764,7 +6926,9 @@
       <w:r>
         <w:rPr>
           <w:b w:val="1"/>
+          <w:bCs w:val="1"/>
           <w:i w:val="1"/>
+          <w:iCs w:val="1"/>
           <w:rtl w:val="0"/>
         </w:rPr>
         <w:t xml:space="preserve">Dockerfile</w:t>
@@ -6778,7 +6942,9 @@
       <w:r>
         <w:rPr>
           <w:b w:val="1"/>
+          <w:bCs w:val="1"/>
           <w:i w:val="1"/>
+          <w:iCs w:val="1"/>
           <w:rtl w:val="0"/>
         </w:rPr>
         <w:t xml:space="preserve">./</w:t>
@@ -6825,6 +6991,7 @@
       <w:r>
         <w:rPr>
           <w:b w:val="1"/>
+          <w:bCs w:val="1"/>
           <w:rtl w:val="0"/>
         </w:rPr>
         <w:t xml:space="preserve">Atención: </w:t>
@@ -6838,7 +7005,9 @@
       <w:r>
         <w:rPr>
           <w:b w:val="1"/>
+          <w:bCs w:val="1"/>
           <w:i w:val="1"/>
+          <w:iCs w:val="1"/>
           <w:rtl w:val="0"/>
         </w:rPr>
         <w:t xml:space="preserve">Dockerfile</w:t>
@@ -6932,7 +7101,9 @@
       <w:r>
         <w:rPr>
           <w:b w:val="1"/>
+          <w:bCs w:val="1"/>
           <w:i w:val="1"/>
+          <w:iCs w:val="1"/>
           <w:rtl w:val="0"/>
         </w:rPr>
         <w:t xml:space="preserve">docker history</w:t>
@@ -6955,12 +7126,12 @@
           <wp:inline distB="114300" distT="114300" distL="114300" distR="114300">
             <wp:extent cx="5571263" cy="1152376"/>
             <wp:effectExtent b="0" l="0" r="0" t="0"/>
-            <wp:docPr id="4" name="image3.png"/>
+            <wp:docPr id="4" name="image1.png"/>
             <a:graphic>
               <a:graphicData uri="http://schemas.openxmlformats.org/drawingml/2006/picture">
                 <pic:pic>
                   <pic:nvPicPr>
-                    <pic:cNvPr id="0" name="image3.png"/>
+                    <pic:cNvPr id="0" name="image1.png"/>
                     <pic:cNvPicPr preferRelativeResize="0"/>
                   </pic:nvPicPr>
                   <pic:blipFill>
@@ -7004,7 +7175,9 @@
       <w:r>
         <w:rPr>
           <w:b w:val="1"/>
+          <w:bCs w:val="1"/>
           <w:i w:val="1"/>
+          <w:iCs w:val="1"/>
           <w:rtl w:val="0"/>
         </w:rPr>
         <w:t xml:space="preserve">apt update &amp;&amp; apt install -y nano</w:t>
@@ -7070,6 +7243,7 @@
               <w:rPr>
                 <w:rFonts w:ascii="Consolas" w:cs="Consolas" w:eastAsia="Consolas" w:hAnsi="Consolas"/>
                 <w:b w:val="1"/>
+                <w:bCs w:val="1"/>
                 <w:color w:val="333333"/>
                 <w:shd w:fill="f8f8f8" w:val="clear"/>
                 <w:rtl w:val="0"/>
@@ -7090,6 +7264,7 @@
               <w:rPr>
                 <w:rFonts w:ascii="Consolas" w:cs="Consolas" w:eastAsia="Consolas" w:hAnsi="Consolas"/>
                 <w:b w:val="1"/>
+                <w:bCs w:val="1"/>
                 <w:color w:val="333333"/>
                 <w:shd w:fill="f8f8f8" w:val="clear"/>
                 <w:rtl w:val="0"/>
@@ -7110,6 +7285,7 @@
               <w:rPr>
                 <w:rFonts w:ascii="Consolas" w:cs="Consolas" w:eastAsia="Consolas" w:hAnsi="Consolas"/>
                 <w:b w:val="1"/>
+                <w:bCs w:val="1"/>
                 <w:color w:val="333333"/>
                 <w:shd w:fill="f8f8f8" w:val="clear"/>
                 <w:rtl w:val="0"/>
@@ -7130,6 +7306,7 @@
               <w:rPr>
                 <w:rFonts w:ascii="Consolas" w:cs="Consolas" w:eastAsia="Consolas" w:hAnsi="Consolas"/>
                 <w:b w:val="1"/>
+                <w:bCs w:val="1"/>
                 <w:color w:val="333333"/>
                 <w:shd w:fill="f8f8f8" w:val="clear"/>
                 <w:rtl w:val="0"/>
@@ -7265,6 +7442,7 @@
       <w:r>
         <w:rPr>
           <w:b w:val="1"/>
+          <w:bCs w:val="1"/>
           <w:u w:val="single"/>
           <w:rtl w:val="0"/>
         </w:rPr>
@@ -7351,7 +7529,9 @@
       <w:r>
         <w:rPr>
           <w:b w:val="1"/>
+          <w:bCs w:val="1"/>
           <w:i w:val="1"/>
+          <w:iCs w:val="1"/>
           <w:rtl w:val="0"/>
         </w:rPr>
         <w:t xml:space="preserve">--expose</w:t>
@@ -7365,7 +7545,9 @@
       <w:r>
         <w:rPr>
           <w:b w:val="1"/>
+          <w:bCs w:val="1"/>
           <w:i w:val="1"/>
+          <w:iCs w:val="1"/>
           <w:rtl w:val="0"/>
         </w:rPr>
         <w:t xml:space="preserve">docker run</w:t>
@@ -7379,7 +7561,9 @@
       <w:r>
         <w:rPr>
           <w:b w:val="1"/>
+          <w:bCs w:val="1"/>
           <w:i w:val="1"/>
+          <w:iCs w:val="1"/>
           <w:rtl w:val="0"/>
         </w:rPr>
         <w:t xml:space="preserve">-p</w:t>
@@ -7433,6 +7617,7 @@
               <w:rPr>
                 <w:rFonts w:ascii="Consolas" w:cs="Consolas" w:eastAsia="Consolas" w:hAnsi="Consolas"/>
                 <w:b w:val="1"/>
+                <w:bCs w:val="1"/>
                 <w:color w:val="333333"/>
                 <w:shd w:fill="f8f8f8" w:val="clear"/>
                 <w:rtl w:val="0"/>
@@ -7486,11 +7671,13 @@
         <w:pageBreakBefore w:val="0"/>
         <w:rPr>
           <w:b w:val="1"/>
+          <w:bCs w:val="1"/>
         </w:rPr>
       </w:pPr>
       <w:r>
         <w:rPr>
           <w:b w:val="1"/>
+          <w:bCs w:val="1"/>
           <w:rtl w:val="0"/>
         </w:rPr>
         <w:t xml:space="preserve">ADD</w:t>
@@ -7504,6 +7691,7 @@
       <w:r>
         <w:rPr>
           <w:b w:val="1"/>
+          <w:bCs w:val="1"/>
           <w:rtl w:val="0"/>
         </w:rPr>
         <w:t xml:space="preserve">COPY</w:t>
@@ -7517,6 +7705,7 @@
       <w:r>
         <w:rPr>
           <w:b w:val="1"/>
+          <w:bCs w:val="1"/>
           <w:rtl w:val="0"/>
         </w:rPr>
         <w:t xml:space="preserve">COPY</w:t>
@@ -7530,6 +7719,7 @@
       <w:r>
         <w:rPr>
           <w:b w:val="1"/>
+          <w:bCs w:val="1"/>
           <w:rtl w:val="0"/>
         </w:rPr>
         <w:t xml:space="preserve">ADD</w:t>
@@ -7543,6 +7733,7 @@
       <w:r>
         <w:rPr>
           <w:b w:val="1"/>
+          <w:bCs w:val="1"/>
           <w:rtl w:val="0"/>
         </w:rPr>
         <w:t xml:space="preserve">ADD</w:t>
@@ -7556,6 +7747,7 @@
       <w:r>
         <w:rPr>
           <w:b w:val="1"/>
+          <w:bCs w:val="1"/>
           <w:rtl w:val="0"/>
         </w:rPr>
         <w:t xml:space="preserve">COPY:</w:t>
@@ -7596,6 +7788,7 @@
       <w:r>
         <w:rPr>
           <w:b w:val="1"/>
+          <w:bCs w:val="1"/>
           <w:rtl w:val="0"/>
         </w:rPr>
         <w:t xml:space="preserve">ADD</w:t>
@@ -7661,6 +7854,7 @@
               <w:rPr>
                 <w:rFonts w:ascii="Consolas" w:cs="Consolas" w:eastAsia="Consolas" w:hAnsi="Consolas"/>
                 <w:b w:val="1"/>
+                <w:bCs w:val="1"/>
                 <w:color w:val="333333"/>
                 <w:shd w:fill="f8f8f8" w:val="clear"/>
                 <w:rtl w:val="0"/>
@@ -7699,7 +7893,9 @@
       <w:r>
         <w:rPr>
           <w:b w:val="1"/>
+          <w:bCs w:val="1"/>
           <w:i w:val="1"/>
+          <w:iCs w:val="1"/>
           <w:rtl w:val="0"/>
         </w:rPr>
         <w:t xml:space="preserve">mifichero.zip</w:t>
@@ -7725,6 +7921,7 @@
       <w:r>
         <w:rPr>
           <w:b w:val="1"/>
+          <w:bCs w:val="1"/>
           <w:rtl w:val="0"/>
         </w:rPr>
         <w:t xml:space="preserve">COPY</w:t>
@@ -7778,6 +7975,7 @@
               <w:rPr>
                 <w:rFonts w:ascii="Consolas" w:cs="Consolas" w:eastAsia="Consolas" w:hAnsi="Consolas"/>
                 <w:b w:val="1"/>
+                <w:bCs w:val="1"/>
                 <w:color w:val="333333"/>
                 <w:shd w:fill="f8f8f8" w:val="clear"/>
                 <w:rtl w:val="0"/>
@@ -7856,6 +8054,7 @@
               <w:rPr>
                 <w:rFonts w:ascii="Consolas" w:cs="Consolas" w:eastAsia="Consolas" w:hAnsi="Consolas"/>
                 <w:b w:val="1"/>
+                <w:bCs w:val="1"/>
                 <w:color w:val="333333"/>
                 <w:shd w:fill="f8f8f8" w:val="clear"/>
                 <w:rtl w:val="0"/>
@@ -7894,7 +8093,9 @@
       <w:r>
         <w:rPr>
           <w:b w:val="1"/>
+          <w:bCs w:val="1"/>
           <w:i w:val="1"/>
+          <w:iCs w:val="1"/>
           <w:rtl w:val="0"/>
         </w:rPr>
         <w:t xml:space="preserve">mifichero.zip</w:t>
@@ -7952,6 +8153,7 @@
       <w:r>
         <w:rPr>
           <w:b w:val="1"/>
+          <w:bCs w:val="1"/>
           <w:rtl w:val="0"/>
         </w:rPr>
         <w:t xml:space="preserve">“</w:t>
@@ -7959,7 +8161,9 @@
       <w:r>
         <w:rPr>
           <w:b w:val="1"/>
+          <w:bCs w:val="1"/>
           <w:i w:val="1"/>
+          <w:iCs w:val="1"/>
           <w:rtl w:val="0"/>
         </w:rPr>
         <w:t xml:space="preserve">/bin/sh -c</w:t>
@@ -7967,6 +8171,7 @@
       <w:r>
         <w:rPr>
           <w:b w:val="1"/>
+          <w:bCs w:val="1"/>
           <w:rtl w:val="0"/>
         </w:rPr>
         <w:t xml:space="preserve">”</w:t>
@@ -7980,6 +8185,7 @@
       <w:r>
         <w:rPr>
           <w:b w:val="1"/>
+          <w:bCs w:val="1"/>
           <w:rtl w:val="0"/>
         </w:rPr>
         <w:t xml:space="preserve">“</w:t>
@@ -7987,7 +8193,9 @@
       <w:r>
         <w:rPr>
           <w:b w:val="1"/>
+          <w:bCs w:val="1"/>
           <w:i w:val="1"/>
+          <w:iCs w:val="1"/>
           <w:rtl w:val="0"/>
         </w:rPr>
         <w:t xml:space="preserve">/bin/sh -c</w:t>
@@ -7995,6 +8203,7 @@
       <w:r>
         <w:rPr>
           <w:b w:val="1"/>
+          <w:bCs w:val="1"/>
           <w:rtl w:val="0"/>
         </w:rPr>
         <w:t xml:space="preserve">”</w:t>
@@ -8008,6 +8217,7 @@
       <w:r>
         <w:rPr>
           <w:b w:val="1"/>
+          <w:bCs w:val="1"/>
           <w:rtl w:val="0"/>
         </w:rPr>
         <w:t xml:space="preserve">ENTRYPOINT</w:t>
@@ -8061,6 +8271,7 @@
               <w:rPr>
                 <w:rFonts w:ascii="Consolas" w:cs="Consolas" w:eastAsia="Consolas" w:hAnsi="Consolas"/>
                 <w:b w:val="1"/>
+                <w:bCs w:val="1"/>
                 <w:color w:val="333333"/>
                 <w:shd w:fill="f8f8f8" w:val="clear"/>
                 <w:rtl w:val="0"/>
@@ -8099,6 +8310,7 @@
               <w:rPr>
                 <w:rFonts w:ascii="Consolas" w:cs="Consolas" w:eastAsia="Consolas" w:hAnsi="Consolas"/>
                 <w:b w:val="1"/>
+                <w:bCs w:val="1"/>
                 <w:color w:val="333333"/>
                 <w:shd w:fill="f8f8f8" w:val="clear"/>
                 <w:rtl w:val="0"/>
@@ -8155,7 +8367,9 @@
       <w:r>
         <w:rPr>
           <w:b w:val="1"/>
+          <w:bCs w:val="1"/>
           <w:i w:val="1"/>
+          <w:iCs w:val="1"/>
           <w:rtl w:val="0"/>
         </w:rPr>
         <w:t xml:space="preserve">cat</w:t>
@@ -8169,7 +8383,9 @@
       <w:r>
         <w:rPr>
           <w:b w:val="1"/>
+          <w:bCs w:val="1"/>
           <w:i w:val="1"/>
+          <w:iCs w:val="1"/>
           <w:rtl w:val="0"/>
         </w:rPr>
         <w:t xml:space="preserve">/etc/passwd</w:t>
@@ -8183,7 +8399,9 @@
       <w:r>
         <w:rPr>
           <w:b w:val="1"/>
+          <w:bCs w:val="1"/>
           <w:i w:val="1"/>
+          <w:iCs w:val="1"/>
           <w:rtl w:val="0"/>
         </w:rPr>
         <w:t xml:space="preserve">cat /etc/passwd</w:t>
@@ -8233,6 +8451,7 @@
       <w:r>
         <w:rPr>
           <w:b w:val="1"/>
+          <w:bCs w:val="1"/>
           <w:rtl w:val="0"/>
         </w:rPr>
         <w:t xml:space="preserve">USER</w:t>
@@ -8286,6 +8505,7 @@
               <w:rPr>
                 <w:rFonts w:ascii="Consolas" w:cs="Consolas" w:eastAsia="Consolas" w:hAnsi="Consolas"/>
                 <w:b w:val="1"/>
+                <w:bCs w:val="1"/>
                 <w:color w:val="333333"/>
                 <w:shd w:fill="f8f8f8" w:val="clear"/>
                 <w:rtl w:val="0"/>
@@ -8306,6 +8526,7 @@
               <w:rPr>
                 <w:rFonts w:ascii="Consolas" w:cs="Consolas" w:eastAsia="Consolas" w:hAnsi="Consolas"/>
                 <w:b w:val="1"/>
+                <w:bCs w:val="1"/>
                 <w:color w:val="333333"/>
                 <w:shd w:fill="f8f8f8" w:val="clear"/>
                 <w:rtl w:val="0"/>
@@ -8380,6 +8601,7 @@
       <w:r>
         <w:rPr>
           <w:b w:val="1"/>
+          <w:bCs w:val="1"/>
           <w:rtl w:val="0"/>
         </w:rPr>
         <w:t xml:space="preserve">WORKDIR</w:t>
@@ -8393,7 +8615,9 @@
       <w:r>
         <w:rPr>
           <w:b w:val="1"/>
+          <w:bCs w:val="1"/>
           <w:i w:val="1"/>
+          <w:iCs w:val="1"/>
           <w:u w:val="single"/>
           <w:rtl w:val="0"/>
         </w:rPr>
@@ -8460,6 +8684,7 @@
               <w:rPr>
                 <w:rFonts w:ascii="Consolas" w:cs="Consolas" w:eastAsia="Consolas" w:hAnsi="Consolas"/>
                 <w:b w:val="1"/>
+                <w:bCs w:val="1"/>
                 <w:color w:val="333333"/>
                 <w:shd w:fill="f8f8f8" w:val="clear"/>
                 <w:rtl w:val="0"/>
@@ -8480,6 +8705,7 @@
               <w:rPr>
                 <w:rFonts w:ascii="Consolas" w:cs="Consolas" w:eastAsia="Consolas" w:hAnsi="Consolas"/>
                 <w:b w:val="1"/>
+                <w:bCs w:val="1"/>
                 <w:color w:val="333333"/>
                 <w:shd w:fill="f8f8f8" w:val="clear"/>
                 <w:rtl w:val="0"/>
@@ -8500,6 +8726,7 @@
               <w:rPr>
                 <w:rFonts w:ascii="Consolas" w:cs="Consolas" w:eastAsia="Consolas" w:hAnsi="Consolas"/>
                 <w:b w:val="1"/>
+                <w:bCs w:val="1"/>
                 <w:color w:val="333333"/>
                 <w:shd w:fill="f8f8f8" w:val="clear"/>
                 <w:rtl w:val="0"/>
@@ -8520,6 +8747,7 @@
               <w:rPr>
                 <w:rFonts w:ascii="Consolas" w:cs="Consolas" w:eastAsia="Consolas" w:hAnsi="Consolas"/>
                 <w:b w:val="1"/>
+                <w:bCs w:val="1"/>
                 <w:color w:val="333333"/>
                 <w:shd w:fill="f8f8f8" w:val="clear"/>
                 <w:rtl w:val="0"/>
@@ -8558,7 +8786,9 @@
       <w:r>
         <w:rPr>
           <w:b w:val="1"/>
+          <w:bCs w:val="1"/>
           <w:i w:val="1"/>
+          <w:iCs w:val="1"/>
           <w:rtl w:val="0"/>
         </w:rPr>
         <w:t xml:space="preserve">tmp</w:t>
@@ -8572,7 +8802,9 @@
       <w:r>
         <w:rPr>
           <w:b w:val="1"/>
+          <w:bCs w:val="1"/>
           <w:i w:val="1"/>
+          <w:iCs w:val="1"/>
           <w:rtl w:val="0"/>
         </w:rPr>
         <w:t xml:space="preserve">/root</w:t>
@@ -8586,7 +8818,9 @@
       <w:r>
         <w:rPr>
           <w:b w:val="1"/>
+          <w:bCs w:val="1"/>
           <w:i w:val="1"/>
+          <w:iCs w:val="1"/>
           <w:rtl w:val="0"/>
         </w:rPr>
         <w:t xml:space="preserve">/var/www/html</w:t>
@@ -8600,7 +8834,9 @@
       <w:r>
         <w:rPr>
           <w:b w:val="1"/>
+          <w:bCs w:val="1"/>
           <w:i w:val="1"/>
+          <w:iCs w:val="1"/>
           <w:rtl w:val="0"/>
         </w:rPr>
         <w:t xml:space="preserve">/root</w:t>
@@ -8614,7 +8850,9 @@
       <w:r>
         <w:rPr>
           <w:b w:val="1"/>
+          <w:bCs w:val="1"/>
           <w:i w:val="1"/>
+          <w:iCs w:val="1"/>
           <w:rtl w:val="0"/>
         </w:rPr>
         <w:t xml:space="preserve">/var/www/html</w:t>
@@ -8704,6 +8942,7 @@
               <w:rPr>
                 <w:rFonts w:ascii="Consolas" w:cs="Consolas" w:eastAsia="Consolas" w:hAnsi="Consolas"/>
                 <w:b w:val="1"/>
+                <w:bCs w:val="1"/>
                 <w:color w:val="333333"/>
                 <w:shd w:fill="f8f8f8" w:val="clear"/>
                 <w:rtl w:val="0"/>
@@ -8783,6 +9022,7 @@
       <w:r>
         <w:rPr>
           <w:b w:val="1"/>
+          <w:bCs w:val="1"/>
           <w:rtl w:val="0"/>
         </w:rPr>
         <w:t xml:space="preserve">ARG</w:t>
@@ -8796,7 +9036,9 @@
       <w:r>
         <w:rPr>
           <w:b w:val="1"/>
+          <w:bCs w:val="1"/>
           <w:i w:val="1"/>
+          <w:iCs w:val="1"/>
           <w:rtl w:val="0"/>
         </w:rPr>
         <w:t xml:space="preserve">Dockerfile</w:t>
@@ -8810,7 +9052,9 @@
       <w:r>
         <w:rPr>
           <w:b w:val="1"/>
+          <w:bCs w:val="1"/>
           <w:i w:val="1"/>
+          <w:iCs w:val="1"/>
           <w:rtl w:val="0"/>
         </w:rPr>
         <w:t xml:space="preserve">--build-arg</w:t>
@@ -8824,7 +9068,9 @@
       <w:r>
         <w:rPr>
           <w:b w:val="1"/>
+          <w:bCs w:val="1"/>
           <w:i w:val="1"/>
+          <w:iCs w:val="1"/>
           <w:rtl w:val="0"/>
         </w:rPr>
         <w:t xml:space="preserve">docker build</w:t>
@@ -8852,6 +9098,7 @@
       <w:r>
         <w:rPr>
           <w:b w:val="1"/>
+          <w:bCs w:val="1"/>
           <w:rtl w:val="0"/>
         </w:rPr>
         <w:t xml:space="preserve">VOLUME</w:t>
@@ -8879,6 +9126,7 @@
       <w:r>
         <w:rPr>
           <w:b w:val="1"/>
+          <w:bCs w:val="1"/>
           <w:rtl w:val="0"/>
         </w:rPr>
         <w:t xml:space="preserve">LABEL</w:t>
@@ -8903,6 +9151,7 @@
       <w:r>
         <w:rPr>
           <w:b w:val="1"/>
+          <w:bCs w:val="1"/>
           <w:rtl w:val="0"/>
         </w:rPr>
         <w:t xml:space="preserve">LABEL </w:t>
@@ -8930,6 +9179,7 @@
       <w:r>
         <w:rPr>
           <w:b w:val="1"/>
+          <w:bCs w:val="1"/>
           <w:rtl w:val="0"/>
         </w:rPr>
         <w:t xml:space="preserve">HEALTHCHECK</w:t>
@@ -8943,7 +9193,9 @@
       <w:r>
         <w:rPr>
           <w:b w:val="1"/>
+          <w:bCs w:val="1"/>
           <w:i w:val="1"/>
+          <w:iCs w:val="1"/>
           <w:rtl w:val="0"/>
         </w:rPr>
         <w:t xml:space="preserve">Docker swarn”</w:t>
@@ -8957,7 +9209,9 @@
       <w:r>
         <w:rPr>
           <w:b w:val="1"/>
+          <w:bCs w:val="1"/>
           <w:i w:val="1"/>
+          <w:iCs w:val="1"/>
           <w:rtl w:val="0"/>
         </w:rPr>
         <w:t xml:space="preserve">Kubernetes</w:t>
@@ -9089,7 +9343,9 @@
       <w:r>
         <w:rPr>
           <w:b w:val="1"/>
+          <w:bCs w:val="1"/>
           <w:i w:val="1"/>
+          <w:iCs w:val="1"/>
           <w:rtl w:val="0"/>
         </w:rPr>
         <w:t xml:space="preserve">RUN apt-get install -y &lt;packageA&gt; &lt;packageB&gt;” </w:t>
@@ -9103,7 +9359,9 @@
       <w:r>
         <w:rPr>
           <w:b w:val="1"/>
+          <w:bCs w:val="1"/>
           <w:i w:val="1"/>
+          <w:iCs w:val="1"/>
           <w:rtl w:val="0"/>
         </w:rPr>
         <w:t xml:space="preserve"> “RUN apt-get install -y &lt;packageA&gt;</w:t>
@@ -9117,7 +9375,9 @@
       <w:r>
         <w:rPr>
           <w:b w:val="1"/>
+          <w:bCs w:val="1"/>
           <w:i w:val="1"/>
+          <w:iCs w:val="1"/>
           <w:rtl w:val="0"/>
         </w:rPr>
         <w:t xml:space="preserve">RUN apt-get install -y &lt;packageB&gt;</w:t>
@@ -9151,7 +9411,9 @@
       <w:r>
         <w:rPr>
           <w:b w:val="1"/>
+          <w:bCs w:val="1"/>
           <w:i w:val="1"/>
+          <w:iCs w:val="1"/>
           <w:rtl w:val="0"/>
         </w:rPr>
         <w:t xml:space="preserve">apt</w:t>
@@ -9182,7 +9444,9 @@
       <w:r>
         <w:rPr>
           <w:b w:val="1"/>
+          <w:bCs w:val="1"/>
           <w:i w:val="1"/>
+          <w:iCs w:val="1"/>
           <w:rtl w:val="0"/>
         </w:rPr>
         <w:t xml:space="preserve">rm -rf /var/lib/apt/lists/*</w:t>
@@ -9216,7 +9480,9 @@
       <w:r>
         <w:rPr>
           <w:b w:val="1"/>
+          <w:bCs w:val="1"/>
           <w:i w:val="1"/>
+          <w:iCs w:val="1"/>
           <w:rtl w:val="0"/>
         </w:rPr>
         <w:t xml:space="preserve">apt-get purge --auto-remove &amp;&amp; apt-get clean</w:t>
@@ -9250,6 +9516,7 @@
       <w:r>
         <w:rPr>
           <w:b w:val="1"/>
+          <w:bCs w:val="1"/>
           <w:rtl w:val="0"/>
         </w:rPr>
         <w:t xml:space="preserve">apt install</w:t>
@@ -9263,7 +9530,9 @@
       <w:r>
         <w:rPr>
           <w:b w:val="1"/>
+          <w:bCs w:val="1"/>
           <w:i w:val="1"/>
+          <w:iCs w:val="1"/>
           <w:rtl w:val="0"/>
         </w:rPr>
         <w:t xml:space="preserve">no-install-recommend</w:t>
@@ -10793,6 +11062,7 @@
     <w:rPr>
       <w:rFonts w:ascii="Arial" w:cs="Arial" w:eastAsia="Arial" w:hAnsi="Arial"/>
       <w:b w:val="0"/>
+      <w:bCs w:val="0"/>
       <w:smallCaps w:val="0"/>
       <w:color w:val="669966"/>
       <w:sz w:val="22"/>
@@ -10813,7 +11083,9 @@
     <w:rPr>
       <w:rFonts w:ascii="Arial" w:cs="Arial" w:eastAsia="Arial" w:hAnsi="Arial"/>
       <w:b w:val="1"/>
+      <w:bCs w:val="1"/>
       <w:i w:val="1"/>
+      <w:iCs w:val="1"/>
       <w:smallCaps w:val="0"/>
       <w:sz w:val="21"/>
       <w:szCs w:val="21"/>
@@ -10834,6 +11106,7 @@
     <w:rPr>
       <w:rFonts w:ascii="Arial" w:cs="Arial" w:eastAsia="Arial" w:hAnsi="Arial"/>
       <w:b w:val="1"/>
+      <w:bCs w:val="1"/>
       <w:smallCaps w:val="1"/>
       <w:sz w:val="24"/>
       <w:szCs w:val="24"/>
@@ -10851,6 +11124,7 @@
     </w:pPr>
     <w:rPr>
       <w:b w:val="1"/>
+      <w:bCs w:val="1"/>
       <w:sz w:val="20"/>
       <w:szCs w:val="20"/>
     </w:rPr>
@@ -10867,6 +11141,7 @@
     </w:pPr>
     <w:rPr>
       <w:b w:val="1"/>
+      <w:bCs w:val="1"/>
       <w:sz w:val="72"/>
       <w:szCs w:val="72"/>
     </w:rPr>
@@ -10884,6 +11159,7 @@
     <w:rPr>
       <w:rFonts w:ascii="Georgia" w:cs="Georgia" w:eastAsia="Georgia" w:hAnsi="Georgia"/>
       <w:i w:val="1"/>
+      <w:iCs w:val="1"/>
       <w:color w:val="666666"/>
       <w:sz w:val="48"/>
       <w:szCs w:val="48"/>
